--- a/lessons/5-5/downloads/reveal/teacher/5.5-session-1-prerequisite-practice-b.docx
+++ b/lessons/5-5/downloads/reveal/teacher/5.5-session-1-prerequisite-practice-b.docx
@@ -15,10 +15,28 @@
         <w:rPr>
           <w:rFonts w:ascii="Avenir Next" w:hAnsi="Avenir Next" w:cs="Avenir Next" w:eastAsia="Avenir Next"/>
           <w:color w:val="1A1A1A"/>
+          <w:sz w:val="22"/>
+          <w:szCs w:val="20"/>
+        </w:rPr>
+        <w:t xml:space="preserve">Name</w:t>
+      </w:r>
+      <w:r>
+        <w:rPr>
+          <w:rFonts w:ascii="Avenir Next" w:hAnsi="Avenir Next" w:cs="Avenir Next" w:eastAsia="Avenir Next"/>
+          <w:color w:val="1A1A1A"/>
           <w:sz w:val="20"/>
           <w:szCs w:val="20"/>
         </w:rPr>
-        <w:t xml:space="preserve">Name</w:t>
+        <w:tab/>
+      </w:r>
+      <w:r>
+        <w:rPr>
+          <w:rFonts w:ascii="Avenir Next" w:hAnsi="Avenir Next" w:cs="Avenir Next" w:eastAsia="Avenir Next"/>
+          <w:color w:val="1A1A1A"/>
+          <w:sz w:val="22"/>
+          <w:szCs w:val="20"/>
+        </w:rPr>
+        <w:t xml:space="preserve">   Date</w:t>
       </w:r>
       <w:r>
         <w:rPr>
@@ -33,25 +51,7 @@
         <w:rPr>
           <w:rFonts w:ascii="Avenir Next" w:hAnsi="Avenir Next" w:cs="Avenir Next" w:eastAsia="Avenir Next"/>
           <w:color w:val="1A1A1A"/>
-          <w:sz w:val="20"/>
-          <w:szCs w:val="20"/>
-        </w:rPr>
-        <w:t xml:space="preserve">   Date</w:t>
-      </w:r>
-      <w:r>
-        <w:rPr>
-          <w:rFonts w:ascii="Avenir Next" w:hAnsi="Avenir Next" w:cs="Avenir Next" w:eastAsia="Avenir Next"/>
-          <w:color w:val="1A1A1A"/>
-          <w:sz w:val="20"/>
-          <w:szCs w:val="20"/>
-        </w:rPr>
-        <w:tab/>
-      </w:r>
-      <w:r>
-        <w:rPr>
-          <w:rFonts w:ascii="Avenir Next" w:hAnsi="Avenir Next" w:cs="Avenir Next" w:eastAsia="Avenir Next"/>
-          <w:color w:val="1A1A1A"/>
-          <w:sz w:val="20"/>
+          <w:sz w:val="22"/>
           <w:szCs w:val="20"/>
         </w:rPr>
         <w:t xml:space="preserve">   Period</w:t>
@@ -78,7 +78,7 @@
           <w:caps/>
           <w:color w:val="003A70"/>
           <w:spacing w:val="12"/>
-          <w:sz w:val="19"/>
+          <w:sz w:val="22"/>
           <w:szCs w:val="19"/>
         </w:rPr>
         <w:t xml:space="preserve">Lesson 5-5  ·  Session 1  ·  Prerequisite Practice B  ·  Skill 1 of 2</w:t>
@@ -86,6 +86,7 @@
     </w:p>
     <w:p>
       <w:pPr>
+        <w:pStyle w:val="Heading1"/>
         <w:keepNext/>
         <w:spacing w:before="0" w:after="10" w:line="240" w:lineRule="auto"/>
       </w:pPr>
@@ -111,7 +112,7 @@
         <w:rPr>
           <w:rFonts w:ascii="Avenir Next" w:hAnsi="Avenir Next" w:cs="Avenir Next" w:eastAsia="Avenir Next"/>
           <w:color w:val="5A5F66"/>
-          <w:sz w:val="17"/>
+          <w:sz w:val="22"/>
           <w:szCs w:val="17"/>
         </w:rPr>
         <w:t xml:space="preserve">Builds on Lesson 5-1 Session 1 · 6.G.A.1</w:t>
@@ -154,6 +155,7 @@
           </w:tcPr>
           <w:p>
             <w:pPr>
+              <w:pStyle w:val="Heading2"/>
               <w:spacing w:before="0" w:after="0" w:line="252" w:lineRule="auto"/>
             </w:pPr>
             <w:r>
@@ -183,7 +185,7 @@
               <w:rPr>
                 <w:rFonts w:ascii="Avenir Next" w:hAnsi="Avenir Next" w:cs="Avenir Next" w:eastAsia="Avenir Next"/>
                 <w:color w:val="1A1A1A"/>
-                <w:sz w:val="20"/>
+                <w:sz w:val="22"/>
                 <w:szCs w:val="20"/>
               </w:rPr>
               <w:t xml:space="preserve">You will find the base of a box first, like 16 in × 11 in for the fish tank.</w:t>
@@ -203,6 +205,7 @@
           </w:tcPr>
           <w:p>
             <w:pPr>
+              <w:pStyle w:val="Heading2"/>
               <w:spacing w:before="0" w:after="0" w:line="252" w:lineRule="auto"/>
             </w:pPr>
             <w:r>
@@ -232,7 +235,7 @@
               <w:rPr>
                 <w:rFonts w:ascii="Avenir Next" w:hAnsi="Avenir Next" w:cs="Avenir Next" w:eastAsia="Avenir Next"/>
                 <w:color w:val="1A1A1A"/>
-                <w:sz w:val="20"/>
+                <w:sz w:val="22"/>
                 <w:szCs w:val="20"/>
               </w:rPr>
               <w:t xml:space="preserve">Find the area of the bottom face: length × width.  </w:t>
@@ -242,7 +245,7 @@
                 <w:rFonts w:ascii="Avenir Next" w:hAnsi="Avenir Next" w:cs="Avenir Next" w:eastAsia="Avenir Next"/>
                 <w:b/>
                 <w:color w:val="1A1A1A"/>
-                <w:sz w:val="20"/>
+                <w:sz w:val="22"/>
                 <w:szCs w:val="20"/>
               </w:rPr>
               <w:t xml:space="preserve">You will use it in Practice Form A, problems 3 and 4.</w:t>
@@ -253,6 +256,7 @@
     </w:tbl>
     <w:p>
       <w:pPr>
+        <w:pStyle w:val="Heading2"/>
         <w:keepNext/>
         <w:pBdr>
           <w:bottom w:val="single" w:sz="8" w:space="3" w:color="003A70"/>
@@ -268,7 +272,7 @@
           <w:b/>
           <w:color w:val="003A70"/>
           <w:spacing w:val="14"/>
-          <w:sz w:val="19"/>
+          <w:sz w:val="22"/>
           <w:szCs w:val="19"/>
         </w:rPr>
         <w:t xml:space="preserve">STEPS TO FOLLOW</w:t>
@@ -287,7 +291,7 @@
           <w:rFonts w:ascii="Avenir Next" w:hAnsi="Avenir Next" w:cs="Avenir Next" w:eastAsia="Avenir Next"/>
           <w:i/>
           <w:color w:val="5A5F66"/>
-          <w:sz w:val="17"/>
+          <w:sz w:val="22"/>
           <w:szCs w:val="17"/>
         </w:rPr>
         <w:t xml:space="preserve">use these same steps on every problem</w:t>
@@ -329,6 +333,7 @@
           </w:tcPr>
           <w:p>
             <w:pPr>
+              <w:pStyle w:val="Heading1"/>
               <w:spacing w:before="0" w:after="0" w:line="240" w:lineRule="auto"/>
               <w:jc w:val="center"/>
             </w:pPr>
@@ -358,7 +363,7 @@
                 <w:rFonts w:ascii="Avenir Next" w:hAnsi="Avenir Next" w:cs="Avenir Next" w:eastAsia="Avenir Next"/>
                 <w:b/>
                 <w:color w:val="1A1A1A"/>
-                <w:sz w:val="21"/>
+                <w:sz w:val="22"/>
                 <w:szCs w:val="21"/>
               </w:rPr>
               <w:t xml:space="preserve">Find</w:t>
@@ -367,7 +372,7 @@
               <w:rPr>
                 <w:rFonts w:ascii="Avenir Next" w:hAnsi="Avenir Next" w:cs="Avenir Next" w:eastAsia="Avenir Next"/>
                 <w:color w:val="1A1A1A"/>
-                <w:sz w:val="21"/>
+                <w:sz w:val="22"/>
                 <w:szCs w:val="21"/>
               </w:rPr>
               <w:t xml:space="preserve"> the bottom face: the length and the width.</w:t>
@@ -386,6 +391,7 @@
           </w:tcPr>
           <w:p>
             <w:pPr>
+              <w:pStyle w:val="Heading1"/>
               <w:spacing w:before="0" w:after="0" w:line="240" w:lineRule="auto"/>
               <w:jc w:val="center"/>
             </w:pPr>
@@ -415,7 +421,7 @@
                 <w:rFonts w:ascii="Avenir Next" w:hAnsi="Avenir Next" w:cs="Avenir Next" w:eastAsia="Avenir Next"/>
                 <w:b/>
                 <w:color w:val="1A1A1A"/>
-                <w:sz w:val="21"/>
+                <w:sz w:val="22"/>
                 <w:szCs w:val="21"/>
               </w:rPr>
               <w:t xml:space="preserve">Leave out</w:t>
@@ -424,7 +430,7 @@
               <w:rPr>
                 <w:rFonts w:ascii="Avenir Next" w:hAnsi="Avenir Next" w:cs="Avenir Next" w:eastAsia="Avenir Next"/>
                 <w:color w:val="1A1A1A"/>
-                <w:sz w:val="21"/>
+                <w:sz w:val="22"/>
                 <w:szCs w:val="21"/>
               </w:rPr>
               <w:t xml:space="preserve"> the height. It is not part of the base.</w:t>
@@ -443,6 +449,7 @@
           </w:tcPr>
           <w:p>
             <w:pPr>
+              <w:pStyle w:val="Heading1"/>
               <w:spacing w:before="0" w:after="0" w:line="240" w:lineRule="auto"/>
               <w:jc w:val="center"/>
             </w:pPr>
@@ -472,7 +479,7 @@
                 <w:rFonts w:ascii="Avenir Next" w:hAnsi="Avenir Next" w:cs="Avenir Next" w:eastAsia="Avenir Next"/>
                 <w:b/>
                 <w:color w:val="1A1A1A"/>
-                <w:sz w:val="21"/>
+                <w:sz w:val="22"/>
                 <w:szCs w:val="21"/>
               </w:rPr>
               <w:t xml:space="preserve">Multiply</w:t>
@@ -481,7 +488,7 @@
               <w:rPr>
                 <w:rFonts w:ascii="Avenir Next" w:hAnsi="Avenir Next" w:cs="Avenir Next" w:eastAsia="Avenir Next"/>
                 <w:color w:val="1A1A1A"/>
-                <w:sz w:val="21"/>
+                <w:sz w:val="22"/>
                 <w:szCs w:val="21"/>
               </w:rPr>
               <w:t xml:space="preserve"> length × width. Write square units.</w:t>
@@ -492,6 +499,7 @@
     </w:tbl>
     <w:p>
       <w:pPr>
+        <w:pStyle w:val="Heading2"/>
         <w:keepNext/>
         <w:pBdr>
           <w:bottom w:val="single" w:sz="8" w:space="3" w:color="003A70"/>
@@ -507,7 +515,7 @@
           <w:b/>
           <w:color w:val="003A70"/>
           <w:spacing w:val="14"/>
-          <w:sz w:val="19"/>
+          <w:sz w:val="22"/>
           <w:szCs w:val="19"/>
         </w:rPr>
         <w:t xml:space="preserve">WATCH ME</w:t>
@@ -526,7 +534,7 @@
           <w:rFonts w:ascii="Avenir Next" w:hAnsi="Avenir Next" w:cs="Avenir Next" w:eastAsia="Avenir Next"/>
           <w:i/>
           <w:color w:val="5A5F66"/>
-          <w:sz w:val="17"/>
+          <w:sz w:val="22"/>
           <w:szCs w:val="17"/>
         </w:rPr>
         <w:t xml:space="preserve">the steps in action</w:t>
@@ -575,7 +583,7 @@
                 <w:rFonts w:ascii="Avenir Next" w:hAnsi="Avenir Next" w:cs="Avenir Next" w:eastAsia="Avenir Next"/>
                 <w:b/>
                 <w:color w:val="1A1A1A"/>
-                <w:sz w:val="21"/>
+                <w:sz w:val="22"/>
                 <w:szCs w:val="21"/>
               </w:rPr>
               <w:t xml:space="preserve">A box is 18 in long, 12 in wide, and 7 in tall. Find the base area.</w:t>
@@ -594,25 +602,25 @@
                 <w:rFonts w:ascii="Avenir Next" w:hAnsi="Avenir Next" w:cs="Avenir Next" w:eastAsia="Avenir Next"/>
                 <w:b/>
                 <w:color w:val="003A70"/>
+                <w:sz w:val="22"/>
+                <w:szCs w:val="19"/>
+              </w:rPr>
+              <w:t xml:space="preserve">Step 1</w:t>
+            </w:r>
+            <w:r>
+              <w:rPr>
+                <w:rFonts w:ascii="Avenir Next" w:hAnsi="Avenir Next" w:cs="Avenir Next" w:eastAsia="Avenir Next"/>
+                <w:color w:val="1A1A1A"/>
                 <w:sz w:val="19"/>
                 <w:szCs w:val="19"/>
               </w:rPr>
-              <w:t xml:space="preserve">Step 1</w:t>
-            </w:r>
-            <w:r>
-              <w:rPr>
-                <w:rFonts w:ascii="Avenir Next" w:hAnsi="Avenir Next" w:cs="Avenir Next" w:eastAsia="Avenir Next"/>
-                <w:color w:val="1A1A1A"/>
-                <w:sz w:val="19"/>
-                <w:szCs w:val="19"/>
-              </w:rPr>
               <w:tab/>
             </w:r>
             <w:r>
               <w:rPr>
                 <w:rFonts w:ascii="Avenir Next" w:hAnsi="Avenir Next" w:cs="Avenir Next" w:eastAsia="Avenir Next"/>
                 <w:color w:val="1A1A1A"/>
-                <w:sz w:val="21"/>
+                <w:sz w:val="22"/>
                 <w:szCs w:val="21"/>
               </w:rPr>
               <w:t xml:space="preserve">Bottom: 18 in by 12 in.</w:t>
@@ -631,25 +639,25 @@
                 <w:rFonts w:ascii="Avenir Next" w:hAnsi="Avenir Next" w:cs="Avenir Next" w:eastAsia="Avenir Next"/>
                 <w:b/>
                 <w:color w:val="003A70"/>
+                <w:sz w:val="22"/>
+                <w:szCs w:val="19"/>
+              </w:rPr>
+              <w:t xml:space="preserve">Step 2</w:t>
+            </w:r>
+            <w:r>
+              <w:rPr>
+                <w:rFonts w:ascii="Avenir Next" w:hAnsi="Avenir Next" w:cs="Avenir Next" w:eastAsia="Avenir Next"/>
+                <w:color w:val="1A1A1A"/>
                 <w:sz w:val="19"/>
                 <w:szCs w:val="19"/>
               </w:rPr>
-              <w:t xml:space="preserve">Step 2</w:t>
-            </w:r>
-            <w:r>
-              <w:rPr>
-                <w:rFonts w:ascii="Avenir Next" w:hAnsi="Avenir Next" w:cs="Avenir Next" w:eastAsia="Avenir Next"/>
-                <w:color w:val="1A1A1A"/>
-                <w:sz w:val="19"/>
-                <w:szCs w:val="19"/>
-              </w:rPr>
               <w:tab/>
             </w:r>
             <w:r>
               <w:rPr>
                 <w:rFonts w:ascii="Avenir Next" w:hAnsi="Avenir Next" w:cs="Avenir Next" w:eastAsia="Avenir Next"/>
                 <w:color w:val="1A1A1A"/>
-                <w:sz w:val="21"/>
+                <w:sz w:val="22"/>
                 <w:szCs w:val="21"/>
               </w:rPr>
               <w:t xml:space="preserve">Leave out the 7 in height.</w:t>
@@ -668,25 +676,25 @@
                 <w:rFonts w:ascii="Avenir Next" w:hAnsi="Avenir Next" w:cs="Avenir Next" w:eastAsia="Avenir Next"/>
                 <w:b/>
                 <w:color w:val="003A70"/>
+                <w:sz w:val="22"/>
+                <w:szCs w:val="19"/>
+              </w:rPr>
+              <w:t xml:space="preserve">Step 3</w:t>
+            </w:r>
+            <w:r>
+              <w:rPr>
+                <w:rFonts w:ascii="Avenir Next" w:hAnsi="Avenir Next" w:cs="Avenir Next" w:eastAsia="Avenir Next"/>
+                <w:color w:val="1A1A1A"/>
                 <w:sz w:val="19"/>
                 <w:szCs w:val="19"/>
               </w:rPr>
-              <w:t xml:space="preserve">Step 3</w:t>
-            </w:r>
-            <w:r>
-              <w:rPr>
-                <w:rFonts w:ascii="Avenir Next" w:hAnsi="Avenir Next" w:cs="Avenir Next" w:eastAsia="Avenir Next"/>
-                <w:color w:val="1A1A1A"/>
-                <w:sz w:val="19"/>
-                <w:szCs w:val="19"/>
-              </w:rPr>
               <w:tab/>
             </w:r>
             <w:r>
               <w:rPr>
                 <w:rFonts w:ascii="Avenir Next" w:hAnsi="Avenir Next" w:cs="Avenir Next" w:eastAsia="Avenir Next"/>
                 <w:color w:val="1A1A1A"/>
-                <w:sz w:val="21"/>
+                <w:sz w:val="22"/>
                 <w:szCs w:val="21"/>
               </w:rPr>
               <w:t xml:space="preserve">18 × 12 = 216, so 216 in².</w:t>
@@ -705,18 +713,18 @@
                 <w:rFonts w:ascii="Avenir Next" w:hAnsi="Avenir Next" w:cs="Avenir Next" w:eastAsia="Avenir Next"/>
                 <w:b/>
                 <w:color w:val="1A1A1A"/>
+                <w:sz w:val="22"/>
+                <w:szCs w:val="21"/>
+              </w:rPr>
+              <w:t xml:space="preserve">Answer</w:t>
+            </w:r>
+            <w:r>
+              <w:rPr>
+                <w:rFonts w:ascii="Avenir Next" w:hAnsi="Avenir Next" w:cs="Avenir Next" w:eastAsia="Avenir Next"/>
+                <w:color w:val="1A1A1A"/>
                 <w:sz w:val="21"/>
                 <w:szCs w:val="21"/>
               </w:rPr>
-              <w:t xml:space="preserve">Answer</w:t>
-            </w:r>
-            <w:r>
-              <w:rPr>
-                <w:rFonts w:ascii="Avenir Next" w:hAnsi="Avenir Next" w:cs="Avenir Next" w:eastAsia="Avenir Next"/>
-                <w:color w:val="1A1A1A"/>
-                <w:sz w:val="21"/>
-                <w:szCs w:val="21"/>
-              </w:rPr>
               <w:tab/>
             </w:r>
             <w:r>
@@ -724,7 +732,7 @@
                 <w:rFonts w:ascii="Avenir Next" w:hAnsi="Avenir Next" w:cs="Avenir Next" w:eastAsia="Avenir Next"/>
                 <w:b/>
                 <w:color w:val="1A1A1A"/>
-                <w:sz w:val="21"/>
+                <w:sz w:val="22"/>
                 <w:szCs w:val="21"/>
               </w:rPr>
               <w:t xml:space="preserve">216 in²</w:t>
@@ -745,7 +753,7 @@
               <w:drawing>
                 <wp:inline distT="0" distB="0" distL="0" distR="0">
                   <wp:extent cx="1645920" cy="863645"/>
-                  <wp:docPr id="1" name="Figure 1"/>
+                  <wp:docPr id="1" name="Figure 1" descr="Rectangular prism. Length 18 in, width 12 in, height 7 in."/>
                   <a:graphic xmlns:a="http://schemas.openxmlformats.org/drawingml/2006/main">
                     <a:graphicData uri="http://schemas.openxmlformats.org/drawingml/2006/picture">
                       <pic:pic xmlns:pic="http://schemas.openxmlformats.org/drawingml/2006/picture">
@@ -785,6 +793,7 @@
     </w:p>
     <w:p>
       <w:pPr>
+        <w:pStyle w:val="Heading2"/>
         <w:keepNext/>
         <w:pBdr>
           <w:bottom w:val="single" w:sz="8" w:space="3" w:color="003A70"/>
@@ -800,7 +809,7 @@
           <w:b/>
           <w:color w:val="003A70"/>
           <w:spacing w:val="14"/>
-          <w:sz w:val="19"/>
+          <w:sz w:val="22"/>
           <w:szCs w:val="19"/>
         </w:rPr>
         <w:t xml:space="preserve">TRY IT WITH HELP</w:t>
@@ -819,7 +828,7 @@
           <w:rFonts w:ascii="Avenir Next" w:hAnsi="Avenir Next" w:cs="Avenir Next" w:eastAsia="Avenir Next"/>
           <w:i/>
           <w:color w:val="5A5F66"/>
-          <w:sz w:val="17"/>
+          <w:sz w:val="22"/>
           <w:szCs w:val="17"/>
         </w:rPr>
         <w:t xml:space="preserve">fill in each step</w:t>
@@ -877,25 +886,25 @@
           <w:rFonts w:ascii="Avenir Next" w:hAnsi="Avenir Next" w:cs="Avenir Next" w:eastAsia="Avenir Next"/>
           <w:b/>
           <w:color w:val="003A70"/>
+          <w:sz w:val="22"/>
+          <w:szCs w:val="18"/>
+        </w:rPr>
+        <w:t xml:space="preserve">Step 1</w:t>
+      </w:r>
+      <w:r>
+        <w:rPr>
+          <w:rFonts w:ascii="Avenir Next" w:hAnsi="Avenir Next" w:cs="Avenir Next" w:eastAsia="Avenir Next"/>
+          <w:color w:val="1A1A1A"/>
           <w:sz w:val="18"/>
           <w:szCs w:val="18"/>
         </w:rPr>
-        <w:t xml:space="preserve">Step 1</w:t>
-      </w:r>
-      <w:r>
-        <w:rPr>
-          <w:rFonts w:ascii="Avenir Next" w:hAnsi="Avenir Next" w:cs="Avenir Next" w:eastAsia="Avenir Next"/>
-          <w:color w:val="1A1A1A"/>
-          <w:sz w:val="18"/>
-          <w:szCs w:val="18"/>
-        </w:rPr>
         <w:tab/>
       </w:r>
       <w:r>
         <w:rPr>
           <w:rFonts w:ascii="Avenir Next" w:hAnsi="Avenir Next" w:cs="Avenir Next" w:eastAsia="Avenir Next"/>
           <w:color w:val="1A1A1A"/>
-          <w:sz w:val="21"/>
+          <w:sz w:val="22"/>
           <w:szCs w:val="21"/>
         </w:rPr>
         <w:t xml:space="preserve">Bottom: </w:t>
@@ -914,7 +923,7 @@
         <w:rPr>
           <w:rFonts w:ascii="Avenir Next" w:hAnsi="Avenir Next" w:cs="Avenir Next" w:eastAsia="Avenir Next"/>
           <w:color w:val="1A1A1A"/>
-          <w:sz w:val="21"/>
+          <w:sz w:val="22"/>
           <w:szCs w:val="21"/>
         </w:rPr>
         <w:t xml:space="preserve"> cm by </w:t>
@@ -933,7 +942,7 @@
         <w:rPr>
           <w:rFonts w:ascii="Avenir Next" w:hAnsi="Avenir Next" w:cs="Avenir Next" w:eastAsia="Avenir Next"/>
           <w:color w:val="1A1A1A"/>
-          <w:sz w:val="21"/>
+          <w:sz w:val="22"/>
           <w:szCs w:val="21"/>
         </w:rPr>
         <w:t xml:space="preserve"> cm</w:t>
@@ -953,25 +962,25 @@
           <w:rFonts w:ascii="Avenir Next" w:hAnsi="Avenir Next" w:cs="Avenir Next" w:eastAsia="Avenir Next"/>
           <w:b/>
           <w:color w:val="003A70"/>
+          <w:sz w:val="22"/>
+          <w:szCs w:val="18"/>
+        </w:rPr>
+        <w:t xml:space="preserve">Step 2</w:t>
+      </w:r>
+      <w:r>
+        <w:rPr>
+          <w:rFonts w:ascii="Avenir Next" w:hAnsi="Avenir Next" w:cs="Avenir Next" w:eastAsia="Avenir Next"/>
+          <w:color w:val="1A1A1A"/>
           <w:sz w:val="18"/>
           <w:szCs w:val="18"/>
         </w:rPr>
-        <w:t xml:space="preserve">Step 2</w:t>
-      </w:r>
-      <w:r>
-        <w:rPr>
-          <w:rFonts w:ascii="Avenir Next" w:hAnsi="Avenir Next" w:cs="Avenir Next" w:eastAsia="Avenir Next"/>
-          <w:color w:val="1A1A1A"/>
-          <w:sz w:val="18"/>
-          <w:szCs w:val="18"/>
-        </w:rPr>
         <w:tab/>
       </w:r>
       <w:r>
         <w:rPr>
           <w:rFonts w:ascii="Avenir Next" w:hAnsi="Avenir Next" w:cs="Avenir Next" w:eastAsia="Avenir Next"/>
           <w:color w:val="1A1A1A"/>
-          <w:sz w:val="21"/>
+          <w:sz w:val="22"/>
           <w:szCs w:val="21"/>
         </w:rPr>
         <w:t xml:space="preserve">Leave out the height: </w:t>
@@ -990,7 +999,7 @@
         <w:rPr>
           <w:rFonts w:ascii="Avenir Next" w:hAnsi="Avenir Next" w:cs="Avenir Next" w:eastAsia="Avenir Next"/>
           <w:color w:val="1A1A1A"/>
-          <w:sz w:val="21"/>
+          <w:sz w:val="22"/>
           <w:szCs w:val="21"/>
         </w:rPr>
         <w:t xml:space="preserve"> cm</w:t>
@@ -1010,25 +1019,25 @@
           <w:rFonts w:ascii="Avenir Next" w:hAnsi="Avenir Next" w:cs="Avenir Next" w:eastAsia="Avenir Next"/>
           <w:b/>
           <w:color w:val="003A70"/>
+          <w:sz w:val="22"/>
+          <w:szCs w:val="18"/>
+        </w:rPr>
+        <w:t xml:space="preserve">Step 3</w:t>
+      </w:r>
+      <w:r>
+        <w:rPr>
+          <w:rFonts w:ascii="Avenir Next" w:hAnsi="Avenir Next" w:cs="Avenir Next" w:eastAsia="Avenir Next"/>
+          <w:color w:val="1A1A1A"/>
           <w:sz w:val="18"/>
           <w:szCs w:val="18"/>
         </w:rPr>
-        <w:t xml:space="preserve">Step 3</w:t>
-      </w:r>
-      <w:r>
-        <w:rPr>
-          <w:rFonts w:ascii="Avenir Next" w:hAnsi="Avenir Next" w:cs="Avenir Next" w:eastAsia="Avenir Next"/>
-          <w:color w:val="1A1A1A"/>
-          <w:sz w:val="18"/>
-          <w:szCs w:val="18"/>
-        </w:rPr>
         <w:tab/>
       </w:r>
       <w:r>
         <w:rPr>
           <w:rFonts w:ascii="Avenir Next" w:hAnsi="Avenir Next" w:cs="Avenir Next" w:eastAsia="Avenir Next"/>
           <w:color w:val="1A1A1A"/>
-          <w:sz w:val="21"/>
+          <w:sz w:val="22"/>
           <w:szCs w:val="21"/>
         </w:rPr>
         <w:t xml:space="preserve">14 × 9 = </w:t>
@@ -1047,7 +1056,7 @@
         <w:rPr>
           <w:rFonts w:ascii="Avenir Next" w:hAnsi="Avenir Next" w:cs="Avenir Next" w:eastAsia="Avenir Next"/>
           <w:color w:val="1A1A1A"/>
-          <w:sz w:val="21"/>
+          <w:sz w:val="22"/>
           <w:szCs w:val="21"/>
         </w:rPr>
         <w:t xml:space="preserve"> cm²</w:t>
@@ -1110,25 +1119,25 @@
           <w:rFonts w:ascii="Avenir Next" w:hAnsi="Avenir Next" w:cs="Avenir Next" w:eastAsia="Avenir Next"/>
           <w:b/>
           <w:color w:val="003A70"/>
+          <w:sz w:val="22"/>
+          <w:szCs w:val="18"/>
+        </w:rPr>
+        <w:t xml:space="preserve">Step 1</w:t>
+      </w:r>
+      <w:r>
+        <w:rPr>
+          <w:rFonts w:ascii="Avenir Next" w:hAnsi="Avenir Next" w:cs="Avenir Next" w:eastAsia="Avenir Next"/>
+          <w:color w:val="1A1A1A"/>
           <w:sz w:val="18"/>
           <w:szCs w:val="18"/>
         </w:rPr>
-        <w:t xml:space="preserve">Step 1</w:t>
-      </w:r>
-      <w:r>
-        <w:rPr>
-          <w:rFonts w:ascii="Avenir Next" w:hAnsi="Avenir Next" w:cs="Avenir Next" w:eastAsia="Avenir Next"/>
-          <w:color w:val="1A1A1A"/>
-          <w:sz w:val="18"/>
-          <w:szCs w:val="18"/>
-        </w:rPr>
         <w:tab/>
       </w:r>
       <w:r>
         <w:rPr>
           <w:rFonts w:ascii="Avenir Next" w:hAnsi="Avenir Next" w:cs="Avenir Next" w:eastAsia="Avenir Next"/>
           <w:color w:val="1A1A1A"/>
-          <w:sz w:val="21"/>
+          <w:sz w:val="22"/>
           <w:szCs w:val="21"/>
         </w:rPr>
         <w:t xml:space="preserve">Bottom: </w:t>
@@ -1147,7 +1156,7 @@
         <w:rPr>
           <w:rFonts w:ascii="Avenir Next" w:hAnsi="Avenir Next" w:cs="Avenir Next" w:eastAsia="Avenir Next"/>
           <w:color w:val="1A1A1A"/>
-          <w:sz w:val="21"/>
+          <w:sz w:val="22"/>
           <w:szCs w:val="21"/>
         </w:rPr>
         <w:t xml:space="preserve"> in by </w:t>
@@ -1166,7 +1175,7 @@
         <w:rPr>
           <w:rFonts w:ascii="Avenir Next" w:hAnsi="Avenir Next" w:cs="Avenir Next" w:eastAsia="Avenir Next"/>
           <w:color w:val="1A1A1A"/>
-          <w:sz w:val="21"/>
+          <w:sz w:val="22"/>
           <w:szCs w:val="21"/>
         </w:rPr>
         <w:t xml:space="preserve"> in</w:t>
@@ -1186,25 +1195,25 @@
           <w:rFonts w:ascii="Avenir Next" w:hAnsi="Avenir Next" w:cs="Avenir Next" w:eastAsia="Avenir Next"/>
           <w:b/>
           <w:color w:val="003A70"/>
+          <w:sz w:val="22"/>
+          <w:szCs w:val="18"/>
+        </w:rPr>
+        <w:t xml:space="preserve">Step 2</w:t>
+      </w:r>
+      <w:r>
+        <w:rPr>
+          <w:rFonts w:ascii="Avenir Next" w:hAnsi="Avenir Next" w:cs="Avenir Next" w:eastAsia="Avenir Next"/>
+          <w:color w:val="1A1A1A"/>
           <w:sz w:val="18"/>
           <w:szCs w:val="18"/>
         </w:rPr>
-        <w:t xml:space="preserve">Step 2</w:t>
-      </w:r>
-      <w:r>
-        <w:rPr>
-          <w:rFonts w:ascii="Avenir Next" w:hAnsi="Avenir Next" w:cs="Avenir Next" w:eastAsia="Avenir Next"/>
-          <w:color w:val="1A1A1A"/>
-          <w:sz w:val="18"/>
-          <w:szCs w:val="18"/>
-        </w:rPr>
         <w:tab/>
       </w:r>
       <w:r>
         <w:rPr>
           <w:rFonts w:ascii="Avenir Next" w:hAnsi="Avenir Next" w:cs="Avenir Next" w:eastAsia="Avenir Next"/>
           <w:color w:val="1A1A1A"/>
-          <w:sz w:val="21"/>
+          <w:sz w:val="22"/>
           <w:szCs w:val="21"/>
         </w:rPr>
         <w:t xml:space="preserve">Leave out the height: </w:t>
@@ -1223,7 +1232,7 @@
         <w:rPr>
           <w:rFonts w:ascii="Avenir Next" w:hAnsi="Avenir Next" w:cs="Avenir Next" w:eastAsia="Avenir Next"/>
           <w:color w:val="1A1A1A"/>
-          <w:sz w:val="21"/>
+          <w:sz w:val="22"/>
           <w:szCs w:val="21"/>
         </w:rPr>
         <w:t xml:space="preserve"> in</w:t>
@@ -1243,25 +1252,25 @@
           <w:rFonts w:ascii="Avenir Next" w:hAnsi="Avenir Next" w:cs="Avenir Next" w:eastAsia="Avenir Next"/>
           <w:b/>
           <w:color w:val="003A70"/>
+          <w:sz w:val="22"/>
+          <w:szCs w:val="18"/>
+        </w:rPr>
+        <w:t xml:space="preserve">Step 3</w:t>
+      </w:r>
+      <w:r>
+        <w:rPr>
+          <w:rFonts w:ascii="Avenir Next" w:hAnsi="Avenir Next" w:cs="Avenir Next" w:eastAsia="Avenir Next"/>
+          <w:color w:val="1A1A1A"/>
           <w:sz w:val="18"/>
           <w:szCs w:val="18"/>
         </w:rPr>
-        <w:t xml:space="preserve">Step 3</w:t>
-      </w:r>
-      <w:r>
-        <w:rPr>
-          <w:rFonts w:ascii="Avenir Next" w:hAnsi="Avenir Next" w:cs="Avenir Next" w:eastAsia="Avenir Next"/>
-          <w:color w:val="1A1A1A"/>
-          <w:sz w:val="18"/>
-          <w:szCs w:val="18"/>
-        </w:rPr>
         <w:tab/>
       </w:r>
       <w:r>
         <w:rPr>
           <w:rFonts w:ascii="Avenir Next" w:hAnsi="Avenir Next" w:cs="Avenir Next" w:eastAsia="Avenir Next"/>
           <w:color w:val="1A1A1A"/>
-          <w:sz w:val="21"/>
+          <w:sz w:val="22"/>
           <w:szCs w:val="21"/>
         </w:rPr>
         <w:t xml:space="preserve">20 × 13 = </w:t>
@@ -1280,7 +1289,7 @@
         <w:rPr>
           <w:rFonts w:ascii="Avenir Next" w:hAnsi="Avenir Next" w:cs="Avenir Next" w:eastAsia="Avenir Next"/>
           <w:color w:val="1A1A1A"/>
-          <w:sz w:val="21"/>
+          <w:sz w:val="22"/>
           <w:szCs w:val="21"/>
         </w:rPr>
         <w:t xml:space="preserve"> in²</w:t>
@@ -1293,6 +1302,7 @@
     </w:p>
     <w:p>
       <w:pPr>
+        <w:pStyle w:val="Heading2"/>
         <w:keepNext/>
         <w:pBdr>
           <w:bottom w:val="single" w:sz="8" w:space="3" w:color="003A70"/>
@@ -1308,7 +1318,7 @@
           <w:b/>
           <w:color w:val="003A70"/>
           <w:spacing w:val="14"/>
-          <w:sz w:val="19"/>
+          <w:sz w:val="22"/>
           <w:szCs w:val="19"/>
         </w:rPr>
         <w:t xml:space="preserve">YOUR TURN</w:t>
@@ -1327,7 +1337,7 @@
           <w:rFonts w:ascii="Avenir Next" w:hAnsi="Avenir Next" w:cs="Avenir Next" w:eastAsia="Avenir Next"/>
           <w:i/>
           <w:color w:val="5A5F66"/>
-          <w:sz w:val="17"/>
+          <w:sz w:val="22"/>
           <w:szCs w:val="17"/>
         </w:rPr>
         <w:t xml:space="preserve">use the steps on your own</w:t>
@@ -1498,7 +1508,7 @@
                       <w:szCs w:val="22"/>
                       <w:u w:val="single"/>
                     </w:rPr>
-                    <w:t xml:space="preserve">        </w:t>
+                    <w:t xml:space="preserve">            </w:t>
                   </w:r>
                 </w:p>
               </w:tc>
@@ -1560,7 +1570,7 @@
                       <w:szCs w:val="22"/>
                       <w:u w:val="single"/>
                     </w:rPr>
-                    <w:t xml:space="preserve">        </w:t>
+                    <w:t xml:space="preserve">            </w:t>
                   </w:r>
                 </w:p>
               </w:tc>
@@ -1628,7 +1638,7 @@
                       <w:szCs w:val="22"/>
                       <w:u w:val="single"/>
                     </w:rPr>
-                    <w:t xml:space="preserve">        </w:t>
+                    <w:t xml:space="preserve">            </w:t>
                   </w:r>
                 </w:p>
               </w:tc>
@@ -1690,7 +1700,7 @@
                       <w:szCs w:val="22"/>
                       <w:u w:val="single"/>
                     </w:rPr>
-                    <w:t xml:space="preserve">        </w:t>
+                    <w:t xml:space="preserve">            </w:t>
                   </w:r>
                 </w:p>
               </w:tc>
@@ -1713,7 +1723,7 @@
       <w:pPr>
         <w:pageBreakBefore/>
         <w:keepNext/>
-        <w:spacing w:before="0" w:after="12" w:line="264" w:lineRule="auto"/>
+        <w:spacing w:before="0" w:after="12" w:line="252" w:lineRule="auto"/>
       </w:pPr>
       <w:r>
         <w:rPr>
@@ -1722,7 +1732,7 @@
           <w:caps/>
           <w:color w:val="003A70"/>
           <w:spacing w:val="12"/>
-          <w:sz w:val="19"/>
+          <w:sz w:val="22"/>
           <w:szCs w:val="19"/>
         </w:rPr>
         <w:t xml:space="preserve">Lesson 5-5  ·  Session 1  ·  Prerequisite Practice B  ·  Skill 2 of 2</w:t>
@@ -1730,6 +1740,7 @@
     </w:p>
     <w:p>
       <w:pPr>
+        <w:pStyle w:val="Heading1"/>
         <w:keepNext/>
         <w:spacing w:before="0" w:after="10" w:line="240" w:lineRule="auto"/>
       </w:pPr>
@@ -1749,13 +1760,13 @@
         <w:pBdr>
           <w:bottom w:val="single" w:sz="4" w:space="5" w:color="C9CDD2"/>
         </w:pBdr>
-        <w:spacing w:before="0" w:after="60" w:line="264" w:lineRule="auto"/>
+        <w:spacing w:before="0" w:after="60" w:line="252" w:lineRule="auto"/>
       </w:pPr>
       <w:r>
         <w:rPr>
           <w:rFonts w:ascii="Avenir Next" w:hAnsi="Avenir Next" w:cs="Avenir Next" w:eastAsia="Avenir Next"/>
           <w:color w:val="5A5F66"/>
-          <w:sz w:val="17"/>
+          <w:sz w:val="22"/>
           <w:szCs w:val="17"/>
         </w:rPr>
         <w:t xml:space="preserve">Builds on Grade 5 · 5.MD.C.5a</w:t>
@@ -1798,7 +1809,8 @@
           </w:tcPr>
           <w:p>
             <w:pPr>
-              <w:spacing w:before="0" w:after="0" w:line="252" w:lineRule="auto"/>
+              <w:pStyle w:val="Heading2"/>
+              <w:spacing w:before="0" w:after="0" w:line="246" w:lineRule="auto"/>
             </w:pPr>
             <w:r>
               <w:rPr>
@@ -1821,13 +1833,13 @@
           </w:tcPr>
           <w:p>
             <w:pPr>
-              <w:spacing w:before="0" w:after="0" w:line="264" w:lineRule="auto"/>
-            </w:pPr>
-            <w:r>
-              <w:rPr>
-                <w:rFonts w:ascii="Avenir Next" w:hAnsi="Avenir Next" w:cs="Avenir Next" w:eastAsia="Avenir Next"/>
-                <w:color w:val="1A1A1A"/>
-                <w:sz w:val="20"/>
+              <w:spacing w:before="0" w:after="0" w:line="252" w:lineRule="auto"/>
+            </w:pPr>
+            <w:r>
+              <w:rPr>
+                <w:rFonts w:ascii="Avenir Next" w:hAnsi="Avenir Next" w:cs="Avenir Next" w:eastAsia="Avenir Next"/>
+                <w:color w:val="1A1A1A"/>
+                <w:sz w:val="22"/>
                 <w:szCs w:val="20"/>
               </w:rPr>
               <w:t xml:space="preserve">You will count cubes in a toy chest: one layer × layers.</w:t>
@@ -1847,7 +1859,8 @@
           </w:tcPr>
           <w:p>
             <w:pPr>
-              <w:spacing w:before="0" w:after="0" w:line="252" w:lineRule="auto"/>
+              <w:pStyle w:val="Heading2"/>
+              <w:spacing w:before="0" w:after="0" w:line="246" w:lineRule="auto"/>
             </w:pPr>
             <w:r>
               <w:rPr>
@@ -1870,13 +1883,13 @@
           </w:tcPr>
           <w:p>
             <w:pPr>
-              <w:spacing w:before="0" w:after="0" w:line="264" w:lineRule="auto"/>
-            </w:pPr>
-            <w:r>
-              <w:rPr>
-                <w:rFonts w:ascii="Avenir Next" w:hAnsi="Avenir Next" w:cs="Avenir Next" w:eastAsia="Avenir Next"/>
-                <w:color w:val="1A1A1A"/>
-                <w:sz w:val="20"/>
+              <w:spacing w:before="0" w:after="0" w:line="252" w:lineRule="auto"/>
+            </w:pPr>
+            <w:r>
+              <w:rPr>
+                <w:rFonts w:ascii="Avenir Next" w:hAnsi="Avenir Next" w:cs="Avenir Next" w:eastAsia="Avenir Next"/>
+                <w:color w:val="1A1A1A"/>
+                <w:sz w:val="22"/>
                 <w:szCs w:val="20"/>
               </w:rPr>
               <w:t xml:space="preserve">Find the cubes in one layer, then multiply by the layers.  </w:t>
@@ -1886,7 +1899,7 @@
                 <w:rFonts w:ascii="Avenir Next" w:hAnsi="Avenir Next" w:cs="Avenir Next" w:eastAsia="Avenir Next"/>
                 <w:b/>
                 <w:color w:val="1A1A1A"/>
-                <w:sz w:val="20"/>
+                <w:sz w:val="22"/>
                 <w:szCs w:val="20"/>
               </w:rPr>
               <w:t xml:space="preserve">You will use it in Practice Form A, problems 2 and 3.</w:t>
@@ -1897,6 +1910,7 @@
     </w:tbl>
     <w:p>
       <w:pPr>
+        <w:pStyle w:val="Heading2"/>
         <w:keepNext/>
         <w:pBdr>
           <w:bottom w:val="single" w:sz="8" w:space="3" w:color="003A70"/>
@@ -1912,7 +1926,7 @@
           <w:b/>
           <w:color w:val="003A70"/>
           <w:spacing w:val="14"/>
-          <w:sz w:val="19"/>
+          <w:sz w:val="22"/>
           <w:szCs w:val="19"/>
         </w:rPr>
         <w:t xml:space="preserve">STEPS TO FOLLOW</w:t>
@@ -1931,7 +1945,7 @@
           <w:rFonts w:ascii="Avenir Next" w:hAnsi="Avenir Next" w:cs="Avenir Next" w:eastAsia="Avenir Next"/>
           <w:i/>
           <w:color w:val="5A5F66"/>
-          <w:sz w:val="17"/>
+          <w:sz w:val="22"/>
           <w:szCs w:val="17"/>
         </w:rPr>
         <w:t xml:space="preserve">use these same steps on every problem</w:t>
@@ -1973,6 +1987,7 @@
           </w:tcPr>
           <w:p>
             <w:pPr>
+              <w:pStyle w:val="Heading1"/>
               <w:spacing w:before="0" w:after="0" w:line="240" w:lineRule="auto"/>
               <w:jc w:val="center"/>
             </w:pPr>
@@ -1995,14 +2010,14 @@
           </w:tcPr>
           <w:p>
             <w:pPr>
-              <w:spacing w:before="0" w:after="0" w:line="264" w:lineRule="auto"/>
+              <w:spacing w:before="0" w:after="0" w:line="252" w:lineRule="auto"/>
             </w:pPr>
             <w:r>
               <w:rPr>
                 <w:rFonts w:ascii="Avenir Next" w:hAnsi="Avenir Next" w:cs="Avenir Next" w:eastAsia="Avenir Next"/>
                 <w:b/>
                 <w:color w:val="1A1A1A"/>
-                <w:sz w:val="21"/>
+                <w:sz w:val="22"/>
                 <w:szCs w:val="21"/>
               </w:rPr>
               <w:t xml:space="preserve">Count</w:t>
@@ -2011,7 +2026,7 @@
               <w:rPr>
                 <w:rFonts w:ascii="Avenir Next" w:hAnsi="Avenir Next" w:cs="Avenir Next" w:eastAsia="Avenir Next"/>
                 <w:color w:val="1A1A1A"/>
-                <w:sz w:val="21"/>
+                <w:sz w:val="22"/>
                 <w:szCs w:val="21"/>
               </w:rPr>
               <w:t xml:space="preserve"> the cubes in one layer: length × width.</w:t>
@@ -2030,6 +2045,7 @@
           </w:tcPr>
           <w:p>
             <w:pPr>
+              <w:pStyle w:val="Heading1"/>
               <w:spacing w:before="0" w:after="0" w:line="240" w:lineRule="auto"/>
               <w:jc w:val="center"/>
             </w:pPr>
@@ -2052,14 +2068,14 @@
           </w:tcPr>
           <w:p>
             <w:pPr>
-              <w:spacing w:before="0" w:after="0" w:line="264" w:lineRule="auto"/>
+              <w:spacing w:before="0" w:after="0" w:line="252" w:lineRule="auto"/>
             </w:pPr>
             <w:r>
               <w:rPr>
                 <w:rFonts w:ascii="Avenir Next" w:hAnsi="Avenir Next" w:cs="Avenir Next" w:eastAsia="Avenir Next"/>
                 <w:b/>
                 <w:color w:val="1A1A1A"/>
-                <w:sz w:val="21"/>
+                <w:sz w:val="22"/>
                 <w:szCs w:val="21"/>
               </w:rPr>
               <w:t xml:space="preserve">Count</w:t>
@@ -2068,7 +2084,7 @@
               <w:rPr>
                 <w:rFonts w:ascii="Avenir Next" w:hAnsi="Avenir Next" w:cs="Avenir Next" w:eastAsia="Avenir Next"/>
                 <w:color w:val="1A1A1A"/>
-                <w:sz w:val="21"/>
+                <w:sz w:val="22"/>
                 <w:szCs w:val="21"/>
               </w:rPr>
               <w:t xml:space="preserve"> the layers. That is the height.</w:t>
@@ -2087,6 +2103,7 @@
           </w:tcPr>
           <w:p>
             <w:pPr>
+              <w:pStyle w:val="Heading1"/>
               <w:spacing w:before="0" w:after="0" w:line="240" w:lineRule="auto"/>
               <w:jc w:val="center"/>
             </w:pPr>
@@ -2109,14 +2126,14 @@
           </w:tcPr>
           <w:p>
             <w:pPr>
-              <w:spacing w:before="0" w:after="0" w:line="264" w:lineRule="auto"/>
+              <w:spacing w:before="0" w:after="0" w:line="252" w:lineRule="auto"/>
             </w:pPr>
             <w:r>
               <w:rPr>
                 <w:rFonts w:ascii="Avenir Next" w:hAnsi="Avenir Next" w:cs="Avenir Next" w:eastAsia="Avenir Next"/>
                 <w:b/>
                 <w:color w:val="1A1A1A"/>
-                <w:sz w:val="21"/>
+                <w:sz w:val="22"/>
                 <w:szCs w:val="21"/>
               </w:rPr>
               <w:t xml:space="preserve">Multiply</w:t>
@@ -2125,7 +2142,7 @@
               <w:rPr>
                 <w:rFonts w:ascii="Avenir Next" w:hAnsi="Avenir Next" w:cs="Avenir Next" w:eastAsia="Avenir Next"/>
                 <w:color w:val="1A1A1A"/>
-                <w:sz w:val="21"/>
+                <w:sz w:val="22"/>
                 <w:szCs w:val="21"/>
               </w:rPr>
               <w:t xml:space="preserve">: cubes in one layer × number of layers.</w:t>
@@ -2136,6 +2153,7 @@
     </w:tbl>
     <w:p>
       <w:pPr>
+        <w:pStyle w:val="Heading2"/>
         <w:keepNext/>
         <w:pBdr>
           <w:bottom w:val="single" w:sz="8" w:space="3" w:color="003A70"/>
@@ -2151,7 +2169,7 @@
           <w:b/>
           <w:color w:val="003A70"/>
           <w:spacing w:val="14"/>
-          <w:sz w:val="19"/>
+          <w:sz w:val="22"/>
           <w:szCs w:val="19"/>
         </w:rPr>
         <w:t xml:space="preserve">WATCH ME</w:t>
@@ -2170,7 +2188,7 @@
           <w:rFonts w:ascii="Avenir Next" w:hAnsi="Avenir Next" w:cs="Avenir Next" w:eastAsia="Avenir Next"/>
           <w:i/>
           <w:color w:val="5A5F66"/>
-          <w:sz w:val="17"/>
+          <w:sz w:val="22"/>
           <w:szCs w:val="17"/>
         </w:rPr>
         <w:t xml:space="preserve">the steps in action</w:t>
@@ -2212,14 +2230,14 @@
           </w:tcPr>
           <w:p>
             <w:pPr>
-              <w:spacing w:before="0" w:after="40" w:line="264" w:lineRule="auto"/>
+              <w:spacing w:before="0" w:after="40" w:line="252" w:lineRule="auto"/>
             </w:pPr>
             <w:r>
               <w:rPr>
                 <w:rFonts w:ascii="Avenir Next" w:hAnsi="Avenir Next" w:cs="Avenir Next" w:eastAsia="Avenir Next"/>
                 <w:b/>
                 <w:color w:val="1A1A1A"/>
-                <w:sz w:val="21"/>
+                <w:sz w:val="22"/>
                 <w:szCs w:val="21"/>
               </w:rPr>
               <w:t xml:space="preserve">A box is 5 cubes long, 2 cubes wide, and 3 cubes tall. How many cubes fill it?</w:t>
@@ -2230,7 +2248,7 @@
               <w:tabs>
                 <w:tab w:val="left" w:pos="950"/>
               </w:tabs>
-              <w:spacing w:before="0" w:after="24" w:line="256" w:lineRule="auto"/>
+              <w:spacing w:before="0" w:after="24" w:line="248" w:lineRule="auto"/>
               <w:ind w:left="950" w:hanging="950"/>
             </w:pPr>
             <w:r>
@@ -2238,25 +2256,25 @@
                 <w:rFonts w:ascii="Avenir Next" w:hAnsi="Avenir Next" w:cs="Avenir Next" w:eastAsia="Avenir Next"/>
                 <w:b/>
                 <w:color w:val="003A70"/>
+                <w:sz w:val="22"/>
+                <w:szCs w:val="19"/>
+              </w:rPr>
+              <w:t xml:space="preserve">Step 1</w:t>
+            </w:r>
+            <w:r>
+              <w:rPr>
+                <w:rFonts w:ascii="Avenir Next" w:hAnsi="Avenir Next" w:cs="Avenir Next" w:eastAsia="Avenir Next"/>
+                <w:color w:val="1A1A1A"/>
                 <w:sz w:val="19"/>
                 <w:szCs w:val="19"/>
               </w:rPr>
-              <w:t xml:space="preserve">Step 1</w:t>
-            </w:r>
-            <w:r>
-              <w:rPr>
-                <w:rFonts w:ascii="Avenir Next" w:hAnsi="Avenir Next" w:cs="Avenir Next" w:eastAsia="Avenir Next"/>
-                <w:color w:val="1A1A1A"/>
-                <w:sz w:val="19"/>
-                <w:szCs w:val="19"/>
-              </w:rPr>
               <w:tab/>
             </w:r>
             <w:r>
               <w:rPr>
                 <w:rFonts w:ascii="Avenir Next" w:hAnsi="Avenir Next" w:cs="Avenir Next" w:eastAsia="Avenir Next"/>
                 <w:color w:val="1A1A1A"/>
-                <w:sz w:val="21"/>
+                <w:sz w:val="22"/>
                 <w:szCs w:val="21"/>
               </w:rPr>
               <w:t xml:space="preserve">One layer: 5 × 2 = 10 cubes.</w:t>
@@ -2267,7 +2285,7 @@
               <w:tabs>
                 <w:tab w:val="left" w:pos="950"/>
               </w:tabs>
-              <w:spacing w:before="0" w:after="24" w:line="256" w:lineRule="auto"/>
+              <w:spacing w:before="0" w:after="24" w:line="248" w:lineRule="auto"/>
               <w:ind w:left="950" w:hanging="950"/>
             </w:pPr>
             <w:r>
@@ -2275,25 +2293,25 @@
                 <w:rFonts w:ascii="Avenir Next" w:hAnsi="Avenir Next" w:cs="Avenir Next" w:eastAsia="Avenir Next"/>
                 <w:b/>
                 <w:color w:val="003A70"/>
+                <w:sz w:val="22"/>
+                <w:szCs w:val="19"/>
+              </w:rPr>
+              <w:t xml:space="preserve">Step 2</w:t>
+            </w:r>
+            <w:r>
+              <w:rPr>
+                <w:rFonts w:ascii="Avenir Next" w:hAnsi="Avenir Next" w:cs="Avenir Next" w:eastAsia="Avenir Next"/>
+                <w:color w:val="1A1A1A"/>
                 <w:sz w:val="19"/>
                 <w:szCs w:val="19"/>
               </w:rPr>
-              <w:t xml:space="preserve">Step 2</w:t>
-            </w:r>
-            <w:r>
-              <w:rPr>
-                <w:rFonts w:ascii="Avenir Next" w:hAnsi="Avenir Next" w:cs="Avenir Next" w:eastAsia="Avenir Next"/>
-                <w:color w:val="1A1A1A"/>
-                <w:sz w:val="19"/>
-                <w:szCs w:val="19"/>
-              </w:rPr>
               <w:tab/>
             </w:r>
             <w:r>
               <w:rPr>
                 <w:rFonts w:ascii="Avenir Next" w:hAnsi="Avenir Next" w:cs="Avenir Next" w:eastAsia="Avenir Next"/>
                 <w:color w:val="1A1A1A"/>
-                <w:sz w:val="21"/>
+                <w:sz w:val="22"/>
                 <w:szCs w:val="21"/>
               </w:rPr>
               <w:t xml:space="preserve">There are 3 layers.</w:t>
@@ -2304,7 +2322,7 @@
               <w:tabs>
                 <w:tab w:val="left" w:pos="950"/>
               </w:tabs>
-              <w:spacing w:before="0" w:after="24" w:line="256" w:lineRule="auto"/>
+              <w:spacing w:before="0" w:after="24" w:line="248" w:lineRule="auto"/>
               <w:ind w:left="950" w:hanging="950"/>
             </w:pPr>
             <w:r>
@@ -2312,25 +2330,25 @@
                 <w:rFonts w:ascii="Avenir Next" w:hAnsi="Avenir Next" w:cs="Avenir Next" w:eastAsia="Avenir Next"/>
                 <w:b/>
                 <w:color w:val="003A70"/>
+                <w:sz w:val="22"/>
+                <w:szCs w:val="19"/>
+              </w:rPr>
+              <w:t xml:space="preserve">Step 3</w:t>
+            </w:r>
+            <w:r>
+              <w:rPr>
+                <w:rFonts w:ascii="Avenir Next" w:hAnsi="Avenir Next" w:cs="Avenir Next" w:eastAsia="Avenir Next"/>
+                <w:color w:val="1A1A1A"/>
                 <w:sz w:val="19"/>
                 <w:szCs w:val="19"/>
               </w:rPr>
-              <w:t xml:space="preserve">Step 3</w:t>
-            </w:r>
-            <w:r>
-              <w:rPr>
-                <w:rFonts w:ascii="Avenir Next" w:hAnsi="Avenir Next" w:cs="Avenir Next" w:eastAsia="Avenir Next"/>
-                <w:color w:val="1A1A1A"/>
-                <w:sz w:val="19"/>
-                <w:szCs w:val="19"/>
-              </w:rPr>
               <w:tab/>
             </w:r>
             <w:r>
               <w:rPr>
                 <w:rFonts w:ascii="Avenir Next" w:hAnsi="Avenir Next" w:cs="Avenir Next" w:eastAsia="Avenir Next"/>
                 <w:color w:val="1A1A1A"/>
-                <w:sz w:val="21"/>
+                <w:sz w:val="22"/>
                 <w:szCs w:val="21"/>
               </w:rPr>
               <w:t xml:space="preserve">10 × 3 = 30.</w:t>
@@ -2341,26 +2359,26 @@
               <w:tabs>
                 <w:tab w:val="left" w:pos="950"/>
               </w:tabs>
-              <w:spacing w:before="20" w:after="0" w:line="256" w:lineRule="auto"/>
+              <w:spacing w:before="20" w:after="0" w:line="248" w:lineRule="auto"/>
               <w:ind w:left="950" w:hanging="950"/>
             </w:pPr>
             <w:r>
               <w:rPr>
                 <w:rFonts w:ascii="Avenir Next" w:hAnsi="Avenir Next" w:cs="Avenir Next" w:eastAsia="Avenir Next"/>
                 <w:b/>
+                <w:color w:val="1A1A1A"/>
+                <w:sz w:val="22"/>
+                <w:szCs w:val="21"/>
+              </w:rPr>
+              <w:t xml:space="preserve">Answer</w:t>
+            </w:r>
+            <w:r>
+              <w:rPr>
+                <w:rFonts w:ascii="Avenir Next" w:hAnsi="Avenir Next" w:cs="Avenir Next" w:eastAsia="Avenir Next"/>
                 <w:color w:val="1A1A1A"/>
                 <w:sz w:val="21"/>
                 <w:szCs w:val="21"/>
               </w:rPr>
-              <w:t xml:space="preserve">Answer</w:t>
-            </w:r>
-            <w:r>
-              <w:rPr>
-                <w:rFonts w:ascii="Avenir Next" w:hAnsi="Avenir Next" w:cs="Avenir Next" w:eastAsia="Avenir Next"/>
-                <w:color w:val="1A1A1A"/>
-                <w:sz w:val="21"/>
-                <w:szCs w:val="21"/>
-              </w:rPr>
               <w:tab/>
             </w:r>
             <w:r>
@@ -2368,7 +2386,7 @@
                 <w:rFonts w:ascii="Avenir Next" w:hAnsi="Avenir Next" w:cs="Avenir Next" w:eastAsia="Avenir Next"/>
                 <w:b/>
                 <w:color w:val="1A1A1A"/>
-                <w:sz w:val="21"/>
+                <w:sz w:val="22"/>
                 <w:szCs w:val="21"/>
               </w:rPr>
               <w:t xml:space="preserve">30 cubes</w:t>
@@ -2382,14 +2400,14 @@
           </w:tcPr>
           <w:p>
             <w:pPr>
-              <w:spacing w:before="0" w:after="0" w:line="264" w:lineRule="auto"/>
+              <w:spacing w:before="0" w:after="0" w:line="252" w:lineRule="auto"/>
               <w:jc w:val="right"/>
             </w:pPr>
             <w:r>
               <w:drawing>
                 <wp:inline distT="0" distB="0" distL="0" distR="0">
                   <wp:extent cx="1463040" cy="907217"/>
-                  <wp:docPr id="2" name="Figure 2"/>
+                  <wp:docPr id="2" name="Figure 2" descr="Rectangular prism. Length 5, width 2, height 3."/>
                   <a:graphic xmlns:a="http://schemas.openxmlformats.org/drawingml/2006/main">
                     <a:graphicData uri="http://schemas.openxmlformats.org/drawingml/2006/picture">
                       <pic:pic xmlns:pic="http://schemas.openxmlformats.org/drawingml/2006/picture">
@@ -2429,6 +2447,7 @@
     </w:p>
     <w:p>
       <w:pPr>
+        <w:pStyle w:val="Heading2"/>
         <w:keepNext/>
         <w:pBdr>
           <w:bottom w:val="single" w:sz="8" w:space="3" w:color="003A70"/>
@@ -2444,7 +2463,7 @@
           <w:b/>
           <w:color w:val="003A70"/>
           <w:spacing w:val="14"/>
-          <w:sz w:val="19"/>
+          <w:sz w:val="22"/>
           <w:szCs w:val="19"/>
         </w:rPr>
         <w:t xml:space="preserve">TRY IT WITH HELP</w:t>
@@ -2463,7 +2482,7 @@
           <w:rFonts w:ascii="Avenir Next" w:hAnsi="Avenir Next" w:cs="Avenir Next" w:eastAsia="Avenir Next"/>
           <w:i/>
           <w:color w:val="5A5F66"/>
-          <w:sz w:val="17"/>
+          <w:sz w:val="22"/>
           <w:szCs w:val="17"/>
         </w:rPr>
         <w:t xml:space="preserve">fill in each step</w:t>
@@ -2475,7 +2494,7 @@
         <w:tabs>
           <w:tab w:val="left" w:pos="432"/>
         </w:tabs>
-        <w:spacing w:before="90" w:after="40" w:line="268" w:lineRule="auto"/>
+        <w:spacing w:before="90" w:after="40" w:line="254" w:lineRule="auto"/>
         <w:ind w:left="432" w:hanging="432"/>
       </w:pPr>
       <w:r>
@@ -2513,7 +2532,7 @@
         <w:tabs>
           <w:tab w:val="left" w:pos="1300"/>
         </w:tabs>
-        <w:spacing w:before="0" w:after="24" w:line="272" w:lineRule="auto"/>
+        <w:spacing w:before="0" w:after="24" w:line="256" w:lineRule="auto"/>
         <w:ind w:left="1300" w:hanging="868"/>
       </w:pPr>
       <w:r>
@@ -2521,25 +2540,25 @@
           <w:rFonts w:ascii="Avenir Next" w:hAnsi="Avenir Next" w:cs="Avenir Next" w:eastAsia="Avenir Next"/>
           <w:b/>
           <w:color w:val="003A70"/>
+          <w:sz w:val="22"/>
+          <w:szCs w:val="18"/>
+        </w:rPr>
+        <w:t xml:space="preserve">Step 1</w:t>
+      </w:r>
+      <w:r>
+        <w:rPr>
+          <w:rFonts w:ascii="Avenir Next" w:hAnsi="Avenir Next" w:cs="Avenir Next" w:eastAsia="Avenir Next"/>
+          <w:color w:val="1A1A1A"/>
           <w:sz w:val="18"/>
           <w:szCs w:val="18"/>
         </w:rPr>
-        <w:t xml:space="preserve">Step 1</w:t>
-      </w:r>
-      <w:r>
-        <w:rPr>
-          <w:rFonts w:ascii="Avenir Next" w:hAnsi="Avenir Next" w:cs="Avenir Next" w:eastAsia="Avenir Next"/>
-          <w:color w:val="1A1A1A"/>
-          <w:sz w:val="18"/>
-          <w:szCs w:val="18"/>
-        </w:rPr>
         <w:tab/>
       </w:r>
       <w:r>
         <w:rPr>
           <w:rFonts w:ascii="Avenir Next" w:hAnsi="Avenir Next" w:cs="Avenir Next" w:eastAsia="Avenir Next"/>
           <w:color w:val="1A1A1A"/>
-          <w:sz w:val="21"/>
+          <w:sz w:val="22"/>
           <w:szCs w:val="21"/>
         </w:rPr>
         <w:t xml:space="preserve">One layer: 4 × 2 = </w:t>
@@ -2558,7 +2577,7 @@
         <w:rPr>
           <w:rFonts w:ascii="Avenir Next" w:hAnsi="Avenir Next" w:cs="Avenir Next" w:eastAsia="Avenir Next"/>
           <w:color w:val="1A1A1A"/>
-          <w:sz w:val="21"/>
+          <w:sz w:val="22"/>
           <w:szCs w:val="21"/>
         </w:rPr>
         <w:t xml:space="preserve"> cubes</w:t>
@@ -2570,7 +2589,7 @@
         <w:tabs>
           <w:tab w:val="left" w:pos="1300"/>
         </w:tabs>
-        <w:spacing w:before="0" w:after="24" w:line="272" w:lineRule="auto"/>
+        <w:spacing w:before="0" w:after="24" w:line="256" w:lineRule="auto"/>
         <w:ind w:left="1300" w:hanging="868"/>
       </w:pPr>
       <w:r>
@@ -2578,25 +2597,25 @@
           <w:rFonts w:ascii="Avenir Next" w:hAnsi="Avenir Next" w:cs="Avenir Next" w:eastAsia="Avenir Next"/>
           <w:b/>
           <w:color w:val="003A70"/>
+          <w:sz w:val="22"/>
+          <w:szCs w:val="18"/>
+        </w:rPr>
+        <w:t xml:space="preserve">Step 2</w:t>
+      </w:r>
+      <w:r>
+        <w:rPr>
+          <w:rFonts w:ascii="Avenir Next" w:hAnsi="Avenir Next" w:cs="Avenir Next" w:eastAsia="Avenir Next"/>
+          <w:color w:val="1A1A1A"/>
           <w:sz w:val="18"/>
           <w:szCs w:val="18"/>
         </w:rPr>
-        <w:t xml:space="preserve">Step 2</w:t>
-      </w:r>
-      <w:r>
-        <w:rPr>
-          <w:rFonts w:ascii="Avenir Next" w:hAnsi="Avenir Next" w:cs="Avenir Next" w:eastAsia="Avenir Next"/>
-          <w:color w:val="1A1A1A"/>
-          <w:sz w:val="18"/>
-          <w:szCs w:val="18"/>
-        </w:rPr>
         <w:tab/>
       </w:r>
       <w:r>
         <w:rPr>
           <w:rFonts w:ascii="Avenir Next" w:hAnsi="Avenir Next" w:cs="Avenir Next" w:eastAsia="Avenir Next"/>
           <w:color w:val="1A1A1A"/>
-          <w:sz w:val="21"/>
+          <w:sz w:val="22"/>
           <w:szCs w:val="21"/>
         </w:rPr>
         <w:t xml:space="preserve">Number of layers: </w:t>
@@ -2618,7 +2637,7 @@
         <w:tabs>
           <w:tab w:val="left" w:pos="1300"/>
         </w:tabs>
-        <w:spacing w:before="0" w:after="24" w:line="272" w:lineRule="auto"/>
+        <w:spacing w:before="0" w:after="24" w:line="256" w:lineRule="auto"/>
         <w:ind w:left="1300" w:hanging="868"/>
       </w:pPr>
       <w:r>
@@ -2626,25 +2645,25 @@
           <w:rFonts w:ascii="Avenir Next" w:hAnsi="Avenir Next" w:cs="Avenir Next" w:eastAsia="Avenir Next"/>
           <w:b/>
           <w:color w:val="003A70"/>
+          <w:sz w:val="22"/>
+          <w:szCs w:val="18"/>
+        </w:rPr>
+        <w:t xml:space="preserve">Step 3</w:t>
+      </w:r>
+      <w:r>
+        <w:rPr>
+          <w:rFonts w:ascii="Avenir Next" w:hAnsi="Avenir Next" w:cs="Avenir Next" w:eastAsia="Avenir Next"/>
+          <w:color w:val="1A1A1A"/>
           <w:sz w:val="18"/>
           <w:szCs w:val="18"/>
         </w:rPr>
-        <w:t xml:space="preserve">Step 3</w:t>
-      </w:r>
-      <w:r>
-        <w:rPr>
-          <w:rFonts w:ascii="Avenir Next" w:hAnsi="Avenir Next" w:cs="Avenir Next" w:eastAsia="Avenir Next"/>
-          <w:color w:val="1A1A1A"/>
-          <w:sz w:val="18"/>
-          <w:szCs w:val="18"/>
-        </w:rPr>
         <w:tab/>
       </w:r>
       <w:r>
         <w:rPr>
           <w:rFonts w:ascii="Avenir Next" w:hAnsi="Avenir Next" w:cs="Avenir Next" w:eastAsia="Avenir Next"/>
           <w:color w:val="1A1A1A"/>
-          <w:sz w:val="21"/>
+          <w:sz w:val="22"/>
           <w:szCs w:val="21"/>
         </w:rPr>
         <w:t xml:space="preserve">8 × 3 = </w:t>
@@ -2663,7 +2682,7 @@
         <w:rPr>
           <w:rFonts w:ascii="Avenir Next" w:hAnsi="Avenir Next" w:cs="Avenir Next" w:eastAsia="Avenir Next"/>
           <w:color w:val="1A1A1A"/>
-          <w:sz w:val="21"/>
+          <w:sz w:val="22"/>
           <w:szCs w:val="21"/>
         </w:rPr>
         <w:t xml:space="preserve"> cubes</w:t>
@@ -2680,7 +2699,7 @@
         <w:tabs>
           <w:tab w:val="left" w:pos="432"/>
         </w:tabs>
-        <w:spacing w:before="90" w:after="40" w:line="268" w:lineRule="auto"/>
+        <w:spacing w:before="90" w:after="40" w:line="254" w:lineRule="auto"/>
         <w:ind w:left="432" w:hanging="432"/>
       </w:pPr>
       <w:r>
@@ -2718,7 +2737,7 @@
         <w:tabs>
           <w:tab w:val="left" w:pos="1300"/>
         </w:tabs>
-        <w:spacing w:before="0" w:after="24" w:line="272" w:lineRule="auto"/>
+        <w:spacing w:before="0" w:after="24" w:line="256" w:lineRule="auto"/>
         <w:ind w:left="1300" w:hanging="868"/>
       </w:pPr>
       <w:r>
@@ -2726,25 +2745,25 @@
           <w:rFonts w:ascii="Avenir Next" w:hAnsi="Avenir Next" w:cs="Avenir Next" w:eastAsia="Avenir Next"/>
           <w:b/>
           <w:color w:val="003A70"/>
+          <w:sz w:val="22"/>
+          <w:szCs w:val="18"/>
+        </w:rPr>
+        <w:t xml:space="preserve">Step 1</w:t>
+      </w:r>
+      <w:r>
+        <w:rPr>
+          <w:rFonts w:ascii="Avenir Next" w:hAnsi="Avenir Next" w:cs="Avenir Next" w:eastAsia="Avenir Next"/>
+          <w:color w:val="1A1A1A"/>
           <w:sz w:val="18"/>
           <w:szCs w:val="18"/>
         </w:rPr>
-        <w:t xml:space="preserve">Step 1</w:t>
-      </w:r>
-      <w:r>
-        <w:rPr>
-          <w:rFonts w:ascii="Avenir Next" w:hAnsi="Avenir Next" w:cs="Avenir Next" w:eastAsia="Avenir Next"/>
-          <w:color w:val="1A1A1A"/>
-          <w:sz w:val="18"/>
-          <w:szCs w:val="18"/>
-        </w:rPr>
         <w:tab/>
       </w:r>
       <w:r>
         <w:rPr>
           <w:rFonts w:ascii="Avenir Next" w:hAnsi="Avenir Next" w:cs="Avenir Next" w:eastAsia="Avenir Next"/>
           <w:color w:val="1A1A1A"/>
-          <w:sz w:val="21"/>
+          <w:sz w:val="22"/>
           <w:szCs w:val="21"/>
         </w:rPr>
         <w:t xml:space="preserve">One layer: 6 × 3 = </w:t>
@@ -2763,7 +2782,7 @@
         <w:rPr>
           <w:rFonts w:ascii="Avenir Next" w:hAnsi="Avenir Next" w:cs="Avenir Next" w:eastAsia="Avenir Next"/>
           <w:color w:val="1A1A1A"/>
-          <w:sz w:val="21"/>
+          <w:sz w:val="22"/>
           <w:szCs w:val="21"/>
         </w:rPr>
         <w:t xml:space="preserve"> cubes</w:t>
@@ -2775,7 +2794,7 @@
         <w:tabs>
           <w:tab w:val="left" w:pos="1300"/>
         </w:tabs>
-        <w:spacing w:before="0" w:after="24" w:line="272" w:lineRule="auto"/>
+        <w:spacing w:before="0" w:after="24" w:line="256" w:lineRule="auto"/>
         <w:ind w:left="1300" w:hanging="868"/>
       </w:pPr>
       <w:r>
@@ -2783,25 +2802,25 @@
           <w:rFonts w:ascii="Avenir Next" w:hAnsi="Avenir Next" w:cs="Avenir Next" w:eastAsia="Avenir Next"/>
           <w:b/>
           <w:color w:val="003A70"/>
+          <w:sz w:val="22"/>
+          <w:szCs w:val="18"/>
+        </w:rPr>
+        <w:t xml:space="preserve">Step 2</w:t>
+      </w:r>
+      <w:r>
+        <w:rPr>
+          <w:rFonts w:ascii="Avenir Next" w:hAnsi="Avenir Next" w:cs="Avenir Next" w:eastAsia="Avenir Next"/>
+          <w:color w:val="1A1A1A"/>
           <w:sz w:val="18"/>
           <w:szCs w:val="18"/>
         </w:rPr>
-        <w:t xml:space="preserve">Step 2</w:t>
-      </w:r>
-      <w:r>
-        <w:rPr>
-          <w:rFonts w:ascii="Avenir Next" w:hAnsi="Avenir Next" w:cs="Avenir Next" w:eastAsia="Avenir Next"/>
-          <w:color w:val="1A1A1A"/>
-          <w:sz w:val="18"/>
-          <w:szCs w:val="18"/>
-        </w:rPr>
         <w:tab/>
       </w:r>
       <w:r>
         <w:rPr>
           <w:rFonts w:ascii="Avenir Next" w:hAnsi="Avenir Next" w:cs="Avenir Next" w:eastAsia="Avenir Next"/>
           <w:color w:val="1A1A1A"/>
-          <w:sz w:val="21"/>
+          <w:sz w:val="22"/>
           <w:szCs w:val="21"/>
         </w:rPr>
         <w:t xml:space="preserve">Number of layers: </w:t>
@@ -2823,7 +2842,7 @@
         <w:tabs>
           <w:tab w:val="left" w:pos="1300"/>
         </w:tabs>
-        <w:spacing w:before="0" w:after="24" w:line="272" w:lineRule="auto"/>
+        <w:spacing w:before="0" w:after="24" w:line="256" w:lineRule="auto"/>
         <w:ind w:left="1300" w:hanging="868"/>
       </w:pPr>
       <w:r>
@@ -2831,25 +2850,25 @@
           <w:rFonts w:ascii="Avenir Next" w:hAnsi="Avenir Next" w:cs="Avenir Next" w:eastAsia="Avenir Next"/>
           <w:b/>
           <w:color w:val="003A70"/>
+          <w:sz w:val="22"/>
+          <w:szCs w:val="18"/>
+        </w:rPr>
+        <w:t xml:space="preserve">Step 3</w:t>
+      </w:r>
+      <w:r>
+        <w:rPr>
+          <w:rFonts w:ascii="Avenir Next" w:hAnsi="Avenir Next" w:cs="Avenir Next" w:eastAsia="Avenir Next"/>
+          <w:color w:val="1A1A1A"/>
           <w:sz w:val="18"/>
           <w:szCs w:val="18"/>
         </w:rPr>
-        <w:t xml:space="preserve">Step 3</w:t>
-      </w:r>
-      <w:r>
-        <w:rPr>
-          <w:rFonts w:ascii="Avenir Next" w:hAnsi="Avenir Next" w:cs="Avenir Next" w:eastAsia="Avenir Next"/>
-          <w:color w:val="1A1A1A"/>
-          <w:sz w:val="18"/>
-          <w:szCs w:val="18"/>
-        </w:rPr>
         <w:tab/>
       </w:r>
       <w:r>
         <w:rPr>
           <w:rFonts w:ascii="Avenir Next" w:hAnsi="Avenir Next" w:cs="Avenir Next" w:eastAsia="Avenir Next"/>
           <w:color w:val="1A1A1A"/>
-          <w:sz w:val="21"/>
+          <w:sz w:val="22"/>
           <w:szCs w:val="21"/>
         </w:rPr>
         <w:t xml:space="preserve">18 × 2 = </w:t>
@@ -2868,7 +2887,7 @@
         <w:rPr>
           <w:rFonts w:ascii="Avenir Next" w:hAnsi="Avenir Next" w:cs="Avenir Next" w:eastAsia="Avenir Next"/>
           <w:color w:val="1A1A1A"/>
-          <w:sz w:val="21"/>
+          <w:sz w:val="22"/>
           <w:szCs w:val="21"/>
         </w:rPr>
         <w:t xml:space="preserve"> cubes</w:t>
@@ -2881,6 +2900,7 @@
     </w:p>
     <w:p>
       <w:pPr>
+        <w:pStyle w:val="Heading2"/>
         <w:keepNext/>
         <w:pBdr>
           <w:bottom w:val="single" w:sz="8" w:space="3" w:color="003A70"/>
@@ -2896,7 +2916,7 @@
           <w:b/>
           <w:color w:val="003A70"/>
           <w:spacing w:val="14"/>
-          <w:sz w:val="19"/>
+          <w:sz w:val="22"/>
           <w:szCs w:val="19"/>
         </w:rPr>
         <w:t xml:space="preserve">YOUR TURN</w:t>
@@ -2915,7 +2935,7 @@
           <w:rFonts w:ascii="Avenir Next" w:hAnsi="Avenir Next" w:cs="Avenir Next" w:eastAsia="Avenir Next"/>
           <w:i/>
           <w:color w:val="5A5F66"/>
-          <w:sz w:val="17"/>
+          <w:sz w:val="22"/>
           <w:szCs w:val="17"/>
         </w:rPr>
         <w:t xml:space="preserve">use the steps on your own</w:t>
@@ -2965,7 +2985,7 @@
               <w:tabs>
                 <w:tab w:val="left" w:pos="432"/>
               </w:tabs>
-              <w:spacing w:before="90" w:after="40" w:line="268" w:lineRule="auto"/>
+              <w:spacing w:before="90" w:after="40" w:line="254" w:lineRule="auto"/>
               <w:ind w:left="432" w:hanging="432"/>
             </w:pPr>
             <w:r>
@@ -3038,7 +3058,7 @@
                     <w:tabs>
                       <w:tab w:val="left" w:pos="340"/>
                     </w:tabs>
-                    <w:spacing w:before="0" w:after="0" w:line="276" w:lineRule="auto"/>
+                    <w:spacing w:before="0" w:after="0" w:line="258" w:lineRule="auto"/>
                     <w:ind w:left="340" w:hanging="340"/>
                   </w:pPr>
                   <w:r>
@@ -3086,7 +3106,7 @@
                       <w:szCs w:val="22"/>
                       <w:u w:val="single"/>
                     </w:rPr>
-                    <w:t xml:space="preserve">        </w:t>
+                    <w:t xml:space="preserve">            </w:t>
                   </w:r>
                 </w:p>
               </w:tc>
@@ -3100,7 +3120,7 @@
                     <w:tabs>
                       <w:tab w:val="left" w:pos="340"/>
                     </w:tabs>
-                    <w:spacing w:before="0" w:after="0" w:line="276" w:lineRule="auto"/>
+                    <w:spacing w:before="0" w:after="0" w:line="258" w:lineRule="auto"/>
                     <w:ind w:left="340" w:hanging="340"/>
                   </w:pPr>
                   <w:r>
@@ -3148,7 +3168,7 @@
                       <w:szCs w:val="22"/>
                       <w:u w:val="single"/>
                     </w:rPr>
-                    <w:t xml:space="preserve">        </w:t>
+                    <w:t xml:space="preserve">            </w:t>
                   </w:r>
                 </w:p>
               </w:tc>
@@ -3168,7 +3188,7 @@
                     <w:tabs>
                       <w:tab w:val="left" w:pos="340"/>
                     </w:tabs>
-                    <w:spacing w:before="0" w:after="0" w:line="276" w:lineRule="auto"/>
+                    <w:spacing w:before="0" w:after="0" w:line="258" w:lineRule="auto"/>
                     <w:ind w:left="340" w:hanging="340"/>
                   </w:pPr>
                   <w:r>
@@ -3216,7 +3236,7 @@
                       <w:szCs w:val="22"/>
                       <w:u w:val="single"/>
                     </w:rPr>
-                    <w:t xml:space="preserve">        </w:t>
+                    <w:t xml:space="preserve">            </w:t>
                   </w:r>
                 </w:p>
               </w:tc>
@@ -3230,7 +3250,7 @@
                     <w:tabs>
                       <w:tab w:val="left" w:pos="340"/>
                     </w:tabs>
-                    <w:spacing w:before="0" w:after="0" w:line="276" w:lineRule="auto"/>
+                    <w:spacing w:before="0" w:after="0" w:line="258" w:lineRule="auto"/>
                     <w:ind w:left="340" w:hanging="340"/>
                   </w:pPr>
                   <w:r>
@@ -3278,7 +3298,7 @@
                       <w:szCs w:val="22"/>
                       <w:u w:val="single"/>
                     </w:rPr>
-                    <w:t xml:space="preserve">        </w:t>
+                    <w:t xml:space="preserve">            </w:t>
                   </w:r>
                 </w:p>
               </w:tc>
@@ -3299,6 +3319,7 @@
     </w:p>
     <w:p>
       <w:pPr>
+        <w:pStyle w:val="Heading2"/>
         <w:keepNext/>
         <w:pBdr>
           <w:bottom w:val="single" w:sz="8" w:space="3" w:color="003A70"/>
@@ -3314,7 +3335,7 @@
           <w:b/>
           <w:color w:val="003A70"/>
           <w:spacing w:val="14"/>
-          <w:sz w:val="19"/>
+          <w:sz w:val="22"/>
           <w:szCs w:val="19"/>
         </w:rPr>
         <w:t xml:space="preserve">READY CHECK</w:t>
@@ -3333,7 +3354,7 @@
           <w:rFonts w:ascii="Avenir Next" w:hAnsi="Avenir Next" w:cs="Avenir Next" w:eastAsia="Avenir Next"/>
           <w:i/>
           <w:color w:val="5A5F66"/>
-          <w:sz w:val="17"/>
+          <w:sz w:val="22"/>
           <w:szCs w:val="17"/>
         </w:rPr>
         <w:t xml:space="preserve">a problem like the one in today’s lesson</w:t>
@@ -3383,7 +3404,7 @@
               <w:tabs>
                 <w:tab w:val="left" w:pos="432"/>
               </w:tabs>
-              <w:spacing w:before="90" w:after="40" w:line="268" w:lineRule="auto"/>
+              <w:spacing w:before="90" w:after="40" w:line="254" w:lineRule="auto"/>
               <w:ind w:left="432" w:hanging="432"/>
             </w:pPr>
             <w:r>
@@ -3457,7 +3478,7 @@
                     <w:tabs>
                       <w:tab w:val="left" w:pos="340"/>
                     </w:tabs>
-                    <w:spacing w:before="0" w:after="0" w:line="264" w:lineRule="auto"/>
+                    <w:spacing w:before="0" w:after="0" w:line="252" w:lineRule="auto"/>
                     <w:ind w:left="340" w:hanging="340"/>
                   </w:pPr>
                   <w:r>
@@ -3465,7 +3486,7 @@
                       <w:rFonts w:ascii="Avenir Next" w:hAnsi="Avenir Next" w:cs="Avenir Next" w:eastAsia="Avenir Next"/>
                       <w:b/>
                       <w:color w:val="003A70"/>
-                      <w:sz w:val="21"/>
+                      <w:sz w:val="22"/>
                       <w:szCs w:val="21"/>
                     </w:rPr>
                     <w:t xml:space="preserve">A</w:t>
@@ -3483,7 +3504,7 @@
                     <w:rPr>
                       <w:rFonts w:ascii="Avenir Next" w:hAnsi="Avenir Next" w:cs="Avenir Next" w:eastAsia="Avenir Next"/>
                       <w:color w:val="1A1A1A"/>
-                      <w:sz w:val="21"/>
+                      <w:sz w:val="22"/>
                       <w:szCs w:val="21"/>
                     </w:rPr>
                     <w:t xml:space="preserve">13</w:t>
@@ -3500,7 +3521,7 @@
                     <w:tabs>
                       <w:tab w:val="left" w:pos="340"/>
                     </w:tabs>
-                    <w:spacing w:before="0" w:after="0" w:line="264" w:lineRule="auto"/>
+                    <w:spacing w:before="0" w:after="0" w:line="252" w:lineRule="auto"/>
                     <w:ind w:left="340" w:hanging="340"/>
                   </w:pPr>
                   <w:r>
@@ -3508,7 +3529,7 @@
                       <w:rFonts w:ascii="Avenir Next" w:hAnsi="Avenir Next" w:cs="Avenir Next" w:eastAsia="Avenir Next"/>
                       <w:b/>
                       <w:color w:val="003A70"/>
-                      <w:sz w:val="21"/>
+                      <w:sz w:val="22"/>
                       <w:szCs w:val="21"/>
                     </w:rPr>
                     <w:t xml:space="preserve">B</w:t>
@@ -3526,7 +3547,7 @@
                     <w:rPr>
                       <w:rFonts w:ascii="Avenir Next" w:hAnsi="Avenir Next" w:cs="Avenir Next" w:eastAsia="Avenir Next"/>
                       <w:color w:val="1A1A1A"/>
-                      <w:sz w:val="21"/>
+                      <w:sz w:val="22"/>
                       <w:szCs w:val="21"/>
                     </w:rPr>
                     <w:t xml:space="preserve">18</w:t>
@@ -3543,7 +3564,7 @@
                     <w:tabs>
                       <w:tab w:val="left" w:pos="340"/>
                     </w:tabs>
-                    <w:spacing w:before="0" w:after="0" w:line="264" w:lineRule="auto"/>
+                    <w:spacing w:before="0" w:after="0" w:line="252" w:lineRule="auto"/>
                     <w:ind w:left="340" w:hanging="340"/>
                   </w:pPr>
                   <w:r>
@@ -3551,7 +3572,7 @@
                       <w:rFonts w:ascii="Avenir Next" w:hAnsi="Avenir Next" w:cs="Avenir Next" w:eastAsia="Avenir Next"/>
                       <w:b/>
                       <w:color w:val="003A70"/>
-                      <w:sz w:val="21"/>
+                      <w:sz w:val="22"/>
                       <w:szCs w:val="21"/>
                     </w:rPr>
                     <w:t xml:space="preserve">C</w:t>
@@ -3569,7 +3590,7 @@
                     <w:rPr>
                       <w:rFonts w:ascii="Avenir Next" w:hAnsi="Avenir Next" w:cs="Avenir Next" w:eastAsia="Avenir Next"/>
                       <w:color w:val="1A1A1A"/>
-                      <w:sz w:val="21"/>
+                      <w:sz w:val="22"/>
                       <w:szCs w:val="21"/>
                     </w:rPr>
                     <w:t xml:space="preserve">72</w:t>
@@ -3586,7 +3607,7 @@
                     <w:tabs>
                       <w:tab w:val="left" w:pos="340"/>
                     </w:tabs>
-                    <w:spacing w:before="0" w:after="0" w:line="264" w:lineRule="auto"/>
+                    <w:spacing w:before="0" w:after="0" w:line="252" w:lineRule="auto"/>
                     <w:ind w:left="340" w:hanging="340"/>
                   </w:pPr>
                   <w:r>
@@ -3594,7 +3615,7 @@
                       <w:rFonts w:ascii="Avenir Next" w:hAnsi="Avenir Next" w:cs="Avenir Next" w:eastAsia="Avenir Next"/>
                       <w:b/>
                       <w:color w:val="003A70"/>
-                      <w:sz w:val="21"/>
+                      <w:sz w:val="22"/>
                       <w:szCs w:val="21"/>
                     </w:rPr>
                     <w:t xml:space="preserve">D</w:t>
@@ -3612,7 +3633,7 @@
                     <w:rPr>
                       <w:rFonts w:ascii="Avenir Next" w:hAnsi="Avenir Next" w:cs="Avenir Next" w:eastAsia="Avenir Next"/>
                       <w:color w:val="1A1A1A"/>
-                      <w:sz w:val="21"/>
+                      <w:sz w:val="22"/>
                       <w:szCs w:val="21"/>
                     </w:rPr>
                     <w:t xml:space="preserve">36</w:t>
@@ -3661,23 +3682,24 @@
         <w:tblLook w:val="0000" w:firstRow="0" w:lastRow="0" w:firstColumn="0" w:lastColumn="0" w:noHBand="1" w:noVBand="1"/>
       </w:tblPr>
       <w:tblGrid>
-        <w:gridCol w:w="2000"/>
-        <w:gridCol w:w="2300"/>
-        <w:gridCol w:w="2100"/>
-        <w:gridCol w:w="3104"/>
+        <w:gridCol w:w="1750"/>
+        <w:gridCol w:w="2500"/>
+        <w:gridCol w:w="2200"/>
+        <w:gridCol w:w="3054"/>
       </w:tblGrid>
       <w:tr>
         <w:trPr>
           <w:cantSplit/>
-          <w:trHeight w:val="320" w:hRule="atLeast"/>
+          <w:trHeight w:val="300" w:hRule="atLeast"/>
         </w:trPr>
         <w:tc>
           <w:tcPr>
-            <w:tcW w:w="2000" w:type="dxa"/>
+            <w:tcW w:w="1750" w:type="dxa"/>
             <w:vAlign w:val="center"/>
           </w:tcPr>
           <w:p>
             <w:pPr>
+              <w:pStyle w:val="Heading2"/>
               <w:spacing w:before="0" w:after="0" w:line="240" w:lineRule="auto"/>
             </w:pPr>
             <w:r>
@@ -3695,7 +3717,7 @@
         </w:tc>
         <w:tc>
           <w:tcPr>
-            <w:tcW w:w="2300" w:type="dxa"/>
+            <w:tcW w:w="2500" w:type="dxa"/>
             <w:vAlign w:val="center"/>
           </w:tcPr>
           <w:p>
@@ -3706,8 +3728,8 @@
               <w:rPr>
                 <w:rFonts w:ascii="Arial" w:hAnsi="Arial" w:cs="Arial" w:eastAsia="Arial"/>
                 <w:color w:val="1A1A1A"/>
-                <w:sz w:val="24"/>
-                <w:szCs w:val="24"/>
+                <w:sz w:val="20"/>
+                <w:szCs w:val="20"/>
               </w:rPr>
               <w:t xml:space="preserve">□</w:t>
             </w:r>
@@ -3724,7 +3746,7 @@
         </w:tc>
         <w:tc>
           <w:tcPr>
-            <w:tcW w:w="2100" w:type="dxa"/>
+            <w:tcW w:w="2200" w:type="dxa"/>
             <w:vAlign w:val="center"/>
           </w:tcPr>
           <w:p>
@@ -3735,8 +3757,8 @@
               <w:rPr>
                 <w:rFonts w:ascii="Arial" w:hAnsi="Arial" w:cs="Arial" w:eastAsia="Arial"/>
                 <w:color w:val="1A1A1A"/>
-                <w:sz w:val="24"/>
-                <w:szCs w:val="24"/>
+                <w:sz w:val="20"/>
+                <w:szCs w:val="20"/>
               </w:rPr>
               <w:t xml:space="preserve">□</w:t>
             </w:r>
@@ -3753,7 +3775,7 @@
         </w:tc>
         <w:tc>
           <w:tcPr>
-            <w:tcW w:w="3104" w:type="dxa"/>
+            <w:tcW w:w="3054" w:type="dxa"/>
             <w:vAlign w:val="center"/>
           </w:tcPr>
           <w:p>
@@ -3764,8 +3786,8 @@
               <w:rPr>
                 <w:rFonts w:ascii="Arial" w:hAnsi="Arial" w:cs="Arial" w:eastAsia="Arial"/>
                 <w:color w:val="1A1A1A"/>
-                <w:sz w:val="24"/>
-                <w:szCs w:val="24"/>
+                <w:sz w:val="20"/>
+                <w:szCs w:val="20"/>
               </w:rPr>
               <w:t xml:space="preserve">□</w:t>
             </w:r>
@@ -3800,7 +3822,7 @@
     <w:sectPr>
       <w:footerReference w:type="default" r:id="rIdFooter1"/>
       <w:pgSz w:w="12240" w:h="15840"/>
-      <w:pgMar w:top="893" w:right="1224" w:bottom="835" w:left="1512" w:header="432" w:footer="432" w:gutter="0"/>
+      <w:pgMar w:top="780" w:right="1224" w:bottom="760" w:left="1512" w:header="432" w:footer="432" w:gutter="0"/>
       <w:cols w:space="720"/>
     </w:sectPr>
   </w:body>
@@ -3880,7 +3902,106 @@
               <w:sz w:val="15"/>
               <w:szCs w:val="15"/>
             </w:rPr>
-            <w:t xml:space="preserve">Lesson 5-5  ·  Session 1  ·  Prerequisite Practice B</w:t>
+            <w:t xml:space="preserve">5-5 · Page </w:t>
+          </w:r>
+          <w:r>
+            <w:rPr>
+              <w:rFonts w:ascii="Avenir Next" w:hAnsi="Avenir Next" w:cs="Avenir Next" w:eastAsia="Avenir Next"/>
+              <w:color w:val="5A5F66"/>
+              <w:sz w:val="15"/>
+              <w:szCs w:val="15"/>
+            </w:rPr>
+            <w:fldChar w:fldCharType="begin"/>
+          </w:r>
+          <w:r>
+            <w:rPr>
+              <w:rFonts w:ascii="Avenir Next" w:hAnsi="Avenir Next" w:cs="Avenir Next" w:eastAsia="Avenir Next"/>
+              <w:color w:val="5A5F66"/>
+              <w:sz w:val="15"/>
+              <w:szCs w:val="15"/>
+            </w:rPr>
+            <w:instrText xml:space="preserve"> PAGE </w:instrText>
+          </w:r>
+          <w:r>
+            <w:rPr>
+              <w:rFonts w:ascii="Avenir Next" w:hAnsi="Avenir Next" w:cs="Avenir Next" w:eastAsia="Avenir Next"/>
+              <w:color w:val="5A5F66"/>
+              <w:sz w:val="15"/>
+              <w:szCs w:val="15"/>
+            </w:rPr>
+            <w:fldChar w:fldCharType="separate"/>
+          </w:r>
+          <w:r>
+            <w:rPr>
+              <w:rFonts w:ascii="Avenir Next" w:hAnsi="Avenir Next" w:cs="Avenir Next" w:eastAsia="Avenir Next"/>
+              <w:color w:val="5A5F66"/>
+              <w:sz w:val="15"/>
+              <w:szCs w:val="15"/>
+            </w:rPr>
+            <w:t xml:space="preserve">1</w:t>
+          </w:r>
+          <w:r>
+            <w:rPr>
+              <w:rFonts w:ascii="Avenir Next" w:hAnsi="Avenir Next" w:cs="Avenir Next" w:eastAsia="Avenir Next"/>
+              <w:color w:val="5A5F66"/>
+              <w:sz w:val="15"/>
+              <w:szCs w:val="15"/>
+            </w:rPr>
+            <w:fldChar w:fldCharType="end"/>
+          </w:r>
+          <w:r>
+            <w:rPr>
+              <w:rFonts w:ascii="Avenir Next" w:hAnsi="Avenir Next" w:cs="Avenir Next" w:eastAsia="Avenir Next"/>
+              <w:color w:val="5A5F66"/>
+              <w:sz w:val="15"/>
+              <w:szCs w:val="15"/>
+            </w:rPr>
+            <w:t xml:space="preserve"> of </w:t>
+          </w:r>
+          <w:r>
+            <w:rPr>
+              <w:rFonts w:ascii="Avenir Next" w:hAnsi="Avenir Next" w:cs="Avenir Next" w:eastAsia="Avenir Next"/>
+              <w:color w:val="5A5F66"/>
+              <w:sz w:val="15"/>
+              <w:szCs w:val="15"/>
+            </w:rPr>
+            <w:fldChar w:fldCharType="begin"/>
+          </w:r>
+          <w:r>
+            <w:rPr>
+              <w:rFonts w:ascii="Avenir Next" w:hAnsi="Avenir Next" w:cs="Avenir Next" w:eastAsia="Avenir Next"/>
+              <w:color w:val="5A5F66"/>
+              <w:sz w:val="15"/>
+              <w:szCs w:val="15"/>
+            </w:rPr>
+            <w:instrText xml:space="preserve"> NUMPAGES </w:instrText>
+          </w:r>
+          <w:r>
+            <w:rPr>
+              <w:rFonts w:ascii="Avenir Next" w:hAnsi="Avenir Next" w:cs="Avenir Next" w:eastAsia="Avenir Next"/>
+              <w:color w:val="5A5F66"/>
+              <w:sz w:val="15"/>
+              <w:szCs w:val="15"/>
+            </w:rPr>
+            <w:fldChar w:fldCharType="separate"/>
+          </w:r>
+          <w:r>
+            <w:rPr>
+              <w:rFonts w:ascii="Avenir Next" w:hAnsi="Avenir Next" w:cs="Avenir Next" w:eastAsia="Avenir Next"/>
+              <w:color w:val="5A5F66"/>
+              <w:sz w:val="15"/>
+              <w:szCs w:val="15"/>
+            </w:rPr>
+            <w:t xml:space="preserve">1</w:t>
+          </w:r>
+          <w:r>
+            <w:rPr>
+              <w:rFonts w:ascii="Avenir Next" w:hAnsi="Avenir Next" w:cs="Avenir Next" w:eastAsia="Avenir Next"/>
+              <w:color w:val="5A5F66"/>
+              <w:sz w:val="15"/>
+              <w:szCs w:val="15"/>
+            </w:rPr>
+            <w:fldChar w:fldCharType="end"/>
           </w:r>
         </w:p>
       </w:tc>
@@ -3923,5 +4044,23 @@
       </w:tblCellMar>
     </w:tblPr>
   </w:style>
+  <w:style w:type="paragraph" w:styleId="Heading1">
+    <w:name w:val="heading 1"/>
+    <w:basedOn w:val="Normal"/>
+    <w:pPr>
+      <w:outlineLvl w:val="0"/>
+      <w:keepNext w:val="0"/>
+      <w:keepLines w:val="0"/>
+    </w:pPr>
+  </w:style>
+  <w:style w:type="paragraph" w:styleId="Heading2">
+    <w:name w:val="heading 2"/>
+    <w:basedOn w:val="Normal"/>
+    <w:pPr>
+      <w:outlineLvl w:val="1"/>
+      <w:keepNext w:val="0"/>
+      <w:keepLines w:val="0"/>
+    </w:pPr>
+  </w:style>
 </w:styles>
 </file>